--- a/Introduction of cloud computing.docx
+++ b/Introduction of cloud computing.docx
@@ -20,7 +20,7 @@
           <w:sz w:val="36"/>
           <w:szCs w:val="36"/>
         </w:rPr>
-        <w:t>What is cloud computing?</w:t>
+        <w:t>What is cloud computing</w:t>
       </w:r>
     </w:p>
     <w:p>
@@ -1097,8 +1097,9 @@
           <w:sz w:val="36"/>
           <w:szCs w:val="36"/>
         </w:rPr>
-        <w:t>What is Private Cloud</w:t>
-      </w:r>
+        <w:t xml:space="preserve">What is Private </w:t>
+      </w:r>
+      <w:proofErr w:type="gramStart"/>
       <w:r>
         <w:rPr>
           <w:rFonts w:ascii="Times New Roman" w:hAnsi="Times New Roman" w:cs="Times New Roman"/>
@@ -1107,11 +1108,9 @@
           <w:sz w:val="36"/>
           <w:szCs w:val="36"/>
         </w:rPr>
-        <w:t xml:space="preserve"> ?</w:t>
-      </w:r>
-    </w:p>
-    <w:p>
-      <w:pPr>
+        <w:t>Cloud</w:t>
+      </w:r>
+      <w:r>
         <w:rPr>
           <w:rFonts w:ascii="Times New Roman" w:hAnsi="Times New Roman" w:cs="Times New Roman"/>
           <w:b/>
@@ -1119,8 +1118,12 @@
           <w:sz w:val="36"/>
           <w:szCs w:val="36"/>
         </w:rPr>
-      </w:pPr>
-      <w:r>
+        <w:t xml:space="preserve"> ?</w:t>
+      </w:r>
+      <w:proofErr w:type="gramEnd"/>
+    </w:p>
+    <w:p>
+      <w:pPr>
         <w:rPr>
           <w:rFonts w:ascii="Times New Roman" w:hAnsi="Times New Roman" w:cs="Times New Roman"/>
           <w:b/>
@@ -1128,8 +1131,7 @@
           <w:sz w:val="36"/>
           <w:szCs w:val="36"/>
         </w:rPr>
-        <w:t xml:space="preserve">What is Public Cloud </w:t>
-      </w:r>
+      </w:pPr>
       <w:r>
         <w:rPr>
           <w:rFonts w:ascii="Times New Roman" w:hAnsi="Times New Roman" w:cs="Times New Roman"/>
@@ -1138,11 +1140,10 @@
           <w:sz w:val="36"/>
           <w:szCs w:val="36"/>
         </w:rPr>
-        <w:t>?</w:t>
-      </w:r>
-    </w:p>
-    <w:p>
-      <w:pPr>
+        <w:t xml:space="preserve">What is Public </w:t>
+      </w:r>
+      <w:proofErr w:type="gramStart"/>
+      <w:r>
         <w:rPr>
           <w:rFonts w:ascii="Times New Roman" w:hAnsi="Times New Roman" w:cs="Times New Roman"/>
           <w:b/>
@@ -1150,7 +1151,8 @@
           <w:sz w:val="36"/>
           <w:szCs w:val="36"/>
         </w:rPr>
-      </w:pPr>
+        <w:t xml:space="preserve">Cloud </w:t>
+      </w:r>
       <w:r>
         <w:rPr>
           <w:rFonts w:ascii="Times New Roman" w:hAnsi="Times New Roman" w:cs="Times New Roman"/>
@@ -1159,9 +1161,12 @@
           <w:sz w:val="36"/>
           <w:szCs w:val="36"/>
         </w:rPr>
-        <w:t>What is Hybrid Cloud</w:t>
-      </w:r>
-      <w:r>
+        <w:t>?</w:t>
+      </w:r>
+      <w:proofErr w:type="gramEnd"/>
+    </w:p>
+    <w:p>
+      <w:pPr>
         <w:rPr>
           <w:rFonts w:ascii="Times New Roman" w:hAnsi="Times New Roman" w:cs="Times New Roman"/>
           <w:b/>
@@ -1169,11 +1174,8 @@
           <w:sz w:val="36"/>
           <w:szCs w:val="36"/>
         </w:rPr>
-        <w:t>?</w:t>
-      </w:r>
-    </w:p>
-    <w:p>
-      <w:pPr>
+      </w:pPr>
+      <w:r>
         <w:rPr>
           <w:rFonts w:ascii="Times New Roman" w:hAnsi="Times New Roman" w:cs="Times New Roman"/>
           <w:b/>
@@ -1181,10 +1183,9 @@
           <w:sz w:val="36"/>
           <w:szCs w:val="36"/>
         </w:rPr>
-      </w:pPr>
-    </w:p>
-    <w:p>
-      <w:pPr>
+        <w:t>What is Hybrid Cloud</w:t>
+      </w:r>
+      <w:r>
         <w:rPr>
           <w:rFonts w:ascii="Times New Roman" w:hAnsi="Times New Roman" w:cs="Times New Roman"/>
           <w:b/>
@@ -1192,8 +1193,11 @@
           <w:sz w:val="36"/>
           <w:szCs w:val="36"/>
         </w:rPr>
-      </w:pPr>
-      <w:r>
+        <w:t>?</w:t>
+      </w:r>
+    </w:p>
+    <w:p>
+      <w:pPr>
         <w:rPr>
           <w:rFonts w:ascii="Times New Roman" w:hAnsi="Times New Roman" w:cs="Times New Roman"/>
           <w:b/>
@@ -1201,13 +1205,14 @@
           <w:sz w:val="36"/>
           <w:szCs w:val="36"/>
         </w:rPr>
-        <w:t>IaaS (Infrastructure as a Service)</w:t>
-      </w:r>
-    </w:p>
-    <w:p>
-      <w:pPr>
-        <w:rPr>
-          <w:rFonts w:ascii="Times New Roman" w:hAnsi="Times New Roman" w:cs="Times New Roman"/>
+      </w:pPr>
+    </w:p>
+    <w:p>
+      <w:pPr>
+        <w:rPr>
+          <w:rFonts w:ascii="Times New Roman" w:hAnsi="Times New Roman" w:cs="Times New Roman"/>
+          <w:b/>
+          <w:bCs/>
           <w:sz w:val="36"/>
           <w:szCs w:val="36"/>
         </w:rPr>
@@ -1215,18 +1220,18 @@
       <w:r>
         <w:rPr>
           <w:rFonts w:ascii="Times New Roman" w:hAnsi="Times New Roman" w:cs="Times New Roman"/>
+          <w:b/>
+          <w:bCs/>
           <w:sz w:val="36"/>
           <w:szCs w:val="36"/>
         </w:rPr>
-        <w:t>Provides the fundamental building blocks for cloud IT: access to networking features, computers (virtual or dedicated), and data storage space.</w:t>
-      </w:r>
-    </w:p>
-    <w:p>
-      <w:pPr>
-        <w:rPr>
-          <w:rFonts w:ascii="Times New Roman" w:hAnsi="Times New Roman" w:cs="Times New Roman"/>
-          <w:b/>
-          <w:bCs/>
+        <w:t>IaaS (Infrastructure as a Service)</w:t>
+      </w:r>
+    </w:p>
+    <w:p>
+      <w:pPr>
+        <w:rPr>
+          <w:rFonts w:ascii="Times New Roman" w:hAnsi="Times New Roman" w:cs="Times New Roman"/>
           <w:sz w:val="36"/>
           <w:szCs w:val="36"/>
         </w:rPr>
@@ -1234,18 +1239,18 @@
       <w:r>
         <w:rPr>
           <w:rFonts w:ascii="Times New Roman" w:hAnsi="Times New Roman" w:cs="Times New Roman"/>
-          <w:b/>
-          <w:bCs/>
           <w:sz w:val="36"/>
           <w:szCs w:val="36"/>
         </w:rPr>
-        <w:t>PaaS (Platform as a Service)</w:t>
-      </w:r>
-    </w:p>
-    <w:p>
-      <w:pPr>
-        <w:rPr>
-          <w:rFonts w:ascii="Times New Roman" w:hAnsi="Times New Roman" w:cs="Times New Roman"/>
+        <w:t>Provides the fundamental building blocks for cloud IT: access to networking features, computers (virtual or dedicated), and data storage space.</w:t>
+      </w:r>
+    </w:p>
+    <w:p>
+      <w:pPr>
+        <w:rPr>
+          <w:rFonts w:ascii="Times New Roman" w:hAnsi="Times New Roman" w:cs="Times New Roman"/>
+          <w:b/>
+          <w:bCs/>
           <w:sz w:val="36"/>
           <w:szCs w:val="36"/>
         </w:rPr>
@@ -1253,18 +1258,18 @@
       <w:r>
         <w:rPr>
           <w:rFonts w:ascii="Times New Roman" w:hAnsi="Times New Roman" w:cs="Times New Roman"/>
+          <w:b/>
+          <w:bCs/>
           <w:sz w:val="36"/>
           <w:szCs w:val="36"/>
         </w:rPr>
-        <w:t>Provides a platform for developers to build, run, and manage applications without the complexity of building and maintaining the infrastructure typically associated with it.</w:t>
-      </w:r>
-    </w:p>
-    <w:p>
-      <w:pPr>
-        <w:rPr>
-          <w:rFonts w:ascii="Times New Roman" w:hAnsi="Times New Roman" w:cs="Times New Roman"/>
-          <w:b/>
-          <w:bCs/>
+        <w:t>PaaS (Platform as a Service)</w:t>
+      </w:r>
+    </w:p>
+    <w:p>
+      <w:pPr>
+        <w:rPr>
+          <w:rFonts w:ascii="Times New Roman" w:hAnsi="Times New Roman" w:cs="Times New Roman"/>
           <w:sz w:val="36"/>
           <w:szCs w:val="36"/>
         </w:rPr>
@@ -1272,18 +1277,18 @@
       <w:r>
         <w:rPr>
           <w:rFonts w:ascii="Times New Roman" w:hAnsi="Times New Roman" w:cs="Times New Roman"/>
-          <w:b/>
-          <w:bCs/>
           <w:sz w:val="36"/>
           <w:szCs w:val="36"/>
         </w:rPr>
-        <w:t>SaaS (Software as a Service)</w:t>
-      </w:r>
-    </w:p>
-    <w:p>
-      <w:pPr>
-        <w:rPr>
-          <w:rFonts w:ascii="Times New Roman" w:hAnsi="Times New Roman" w:cs="Times New Roman"/>
+        <w:t>Provides a platform for developers to build, run, and manage applications without the complexity of building and maintaining the infrastructure typically associated with it.</w:t>
+      </w:r>
+    </w:p>
+    <w:p>
+      <w:pPr>
+        <w:rPr>
+          <w:rFonts w:ascii="Times New Roman" w:hAnsi="Times New Roman" w:cs="Times New Roman"/>
+          <w:b/>
+          <w:bCs/>
           <w:sz w:val="36"/>
           <w:szCs w:val="36"/>
         </w:rPr>
@@ -1291,18 +1296,29 @@
       <w:r>
         <w:rPr>
           <w:rFonts w:ascii="Times New Roman" w:hAnsi="Times New Roman" w:cs="Times New Roman"/>
+          <w:b/>
+          <w:bCs/>
           <w:sz w:val="36"/>
           <w:szCs w:val="36"/>
         </w:rPr>
-        <w:t>It</w:t>
-      </w:r>
-      <w:r>
+        <w:t>SaaS (Software as a Service)</w:t>
+      </w:r>
+    </w:p>
+    <w:p>
+      <w:pPr>
         <w:rPr>
           <w:rFonts w:ascii="Times New Roman" w:hAnsi="Times New Roman" w:cs="Times New Roman"/>
           <w:sz w:val="36"/>
           <w:szCs w:val="36"/>
         </w:rPr>
-        <w:t xml:space="preserve"> means using software on the internet without installing it on your computer.</w:t>
+      </w:pPr>
+      <w:r>
+        <w:rPr>
+          <w:rFonts w:ascii="Times New Roman" w:hAnsi="Times New Roman" w:cs="Times New Roman"/>
+          <w:sz w:val="36"/>
+          <w:szCs w:val="36"/>
+        </w:rPr>
+        <w:t>It means using software on the internet without installing it on your computer.</w:t>
       </w:r>
       <w:r>
         <w:rPr>
@@ -3522,6 +3538,7 @@
   <w:style w:type="character" w:default="1" w:styleId="DefaultParagraphFont">
     <w:name w:val="Default Paragraph Font"/>
     <w:uiPriority w:val="1"/>
+    <w:semiHidden/>
     <w:unhideWhenUsed/>
   </w:style>
   <w:style w:type="table" w:default="1" w:styleId="TableNormal">
